--- a/lab3/ООП лаб3.docx
+++ b/lab3/ООП лаб3.docx
@@ -6032,23 +6032,7 @@
           <w:sz w:val="20"/>
           <w:szCs w:val="20"/>
         </w:rPr>
-        <w:t xml:space="preserve">, </w:t>
-      </w:r>
-      <w:proofErr w:type="spellStart"/>
-      <w:r>
-        <w:rPr>
-          <w:sz w:val="20"/>
-          <w:szCs w:val="20"/>
-        </w:rPr>
-        <w:t>event.y</w:t>
-      </w:r>
-      <w:proofErr w:type="spellEnd"/>
-      <w:r>
-        <w:rPr>
-          <w:sz w:val="20"/>
-          <w:szCs w:val="20"/>
-        </w:rPr>
-        <w:t xml:space="preserve">, </w:t>
+        <w:t xml:space="preserve">, event.y, </w:t>
       </w:r>
       <w:proofErr w:type="spellStart"/>
       <w:r>
@@ -8475,39 +8459,7 @@
           <w:sz w:val="20"/>
           <w:szCs w:val="20"/>
         </w:rPr>
-        <w:t xml:space="preserve"> </w:t>
-      </w:r>
-      <w:proofErr w:type="spellStart"/>
-      <w:r>
-        <w:rPr>
-          <w:sz w:val="20"/>
-          <w:szCs w:val="20"/>
-        </w:rPr>
-        <w:t>shape</w:t>
-      </w:r>
-      <w:proofErr w:type="spellEnd"/>
-      <w:r>
-        <w:rPr>
-          <w:sz w:val="20"/>
-          <w:szCs w:val="20"/>
-        </w:rPr>
-        <w:t xml:space="preserve"> </w:t>
-      </w:r>
-      <w:proofErr w:type="spellStart"/>
-      <w:r>
-        <w:rPr>
-          <w:sz w:val="20"/>
-          <w:szCs w:val="20"/>
-        </w:rPr>
-        <w:t>in</w:t>
-      </w:r>
-      <w:proofErr w:type="spellEnd"/>
-      <w:r>
-        <w:rPr>
-          <w:sz w:val="20"/>
-          <w:szCs w:val="20"/>
-        </w:rPr>
-        <w:t xml:space="preserve"> </w:t>
+        <w:t xml:space="preserve"> shape in </w:t>
       </w:r>
       <w:proofErr w:type="spellStart"/>
       <w:r>
@@ -10309,23 +10261,7 @@
           <w:sz w:val="20"/>
           <w:szCs w:val="20"/>
         </w:rPr>
-        <w:t xml:space="preserve"> i </w:t>
-      </w:r>
-      <w:proofErr w:type="spellStart"/>
-      <w:r>
-        <w:rPr>
-          <w:sz w:val="20"/>
-          <w:szCs w:val="20"/>
-        </w:rPr>
-        <w:t>in</w:t>
-      </w:r>
-      <w:proofErr w:type="spellEnd"/>
-      <w:r>
-        <w:rPr>
-          <w:sz w:val="20"/>
-          <w:szCs w:val="20"/>
-        </w:rPr>
-        <w:t xml:space="preserve"> </w:t>
+        <w:t xml:space="preserve"> i in </w:t>
       </w:r>
       <w:proofErr w:type="spellStart"/>
       <w:r>
@@ -15137,13 +15073,14 @@
         <w:rPr>
           <w:b/>
           <w:bCs/>
+          <w:noProof/>
           <w:lang w:val="en-US"/>
         </w:rPr>
         <w:drawing>
-          <wp:inline distT="0" distB="0" distL="0" distR="0" wp14:anchorId="7E03686A" wp14:editId="22495501">
-            <wp:extent cx="6270883" cy="3865419"/>
-            <wp:effectExtent l="0" t="0" r="0" b="1905"/>
-            <wp:docPr id="2" name="Рисунок 2"/>
+          <wp:inline distT="0" distB="0" distL="0" distR="0" wp14:anchorId="7A40E4B6" wp14:editId="140AD4AA">
+            <wp:extent cx="6380490" cy="3933825"/>
+            <wp:effectExtent l="0" t="0" r="1270" b="0"/>
+            <wp:docPr id="3" name="Рисунок 3"/>
             <wp:cNvGraphicFramePr>
               <a:graphicFrameLocks xmlns:a="http://schemas.openxmlformats.org/drawingml/2006/main" noChangeAspect="1"/>
             </wp:cNvGraphicFramePr>
@@ -15156,13 +15093,13 @@
                   </pic:nvPicPr>
                   <pic:blipFill rotWithShape="1">
                     <a:blip r:embed="rId5"/>
-                    <a:srcRect l="3881"/>
+                    <a:srcRect l="3968"/>
                     <a:stretch/>
                   </pic:blipFill>
                   <pic:spPr bwMode="auto">
                     <a:xfrm>
                       <a:off x="0" y="0"/>
-                      <a:ext cx="6283283" cy="3873062"/>
+                      <a:ext cx="6391993" cy="3940917"/>
                     </a:xfrm>
                     <a:prstGeom prst="rect">
                       <a:avLst/>
